--- a/tillsyn/Maskaure Maddagielas N, 68,3 ha tillsynsbegäran.docx
+++ b/tillsyn/Maskaure Maddagielas N, 68,3 ha tillsynsbegäran.docx
@@ -1999,7 +1999,7 @@
     <w:r>
       <w:tab/>
       <w:tab/>
-      <w:t>2026-07-22</w:t>
+      <w:t>2026-07-23</w:t>
       <w:br/>
       <w:br/>
     </w:r>

--- a/tillsyn/Maskaure Maddagielas N, 68,3 ha tillsynsbegäran.docx
+++ b/tillsyn/Maskaure Maddagielas N, 68,3 ha tillsynsbegäran.docx
@@ -65,7 +65,7 @@
     </w:p>
     <w:p>
       <w:r>
-        <w:t>I och inom 17 meter från området finns fynd av 40 naturvårdsarter, varav 24 är rödlistade, 11 är fridlysta, 25 är typiska (T) och 10 är signalarter (S): garnlav (VU, T), gränsticka (VU, T), Lecidea subhumida (VU), sprickporing (VU), blanksvart spiklav (NT), blågrå svartspik (NT), brunpudrad nållav (NT, T), gammelgransskål (NT, T), grå blåbärsfältmätare (NT), harticka (NT, T), knottrig blåslav (NT, T), kortskaftad ärgspik (NT), lavskrika (NT, T, §4), liten svartspik (NT), mörk kolflarnlav (NT), rosenticka (NT, T), talltita (NT, §4), tretåig hackspett (NT, T, §4), ullticka (NT, T), vedflamlav (NT), vedskivlav (NT, T), vedtrappmossa (NT, T), vitgrynig nållav (NT), älg (NT), blodticka (S, T), bårdlav (S, T), korallrot (S, T, §8), luddlav (S, T), norrlandslav (S, T), plattlummer (S, T, §9), spindelblomster (S, T, §8), stuplav (S, T), vedticka (S, T), ögonpyrola (S, T), spillkråka (T, §4), timmerticka (T), tjäder (T, §4), vanlig groda (§6), fläcknycklar (§8) och revlummer (§9). Se Figur 1.</w:t>
+        <w:t>I och inom 17 meter från området finns fynd av 41 naturvårdsarter, varav 24 är rödlistade, 11 är fridlysta, 26 är typiska (T) och 11 är signalarter (S): garnlav (VU, T), gränsticka (VU, T), Lecidea subhumida (VU), sprickporing (VU), blanksvart spiklav (NT), blågrå svartspik (NT), brunpudrad nållav (NT, T), gammelgransskål (NT, T), grå blåbärsfältmätare (NT), harticka (NT, T), knottrig blåslav (NT, T), kortskaftad ärgspik (NT), lavskrika (NT, T, §4), liten svartspik (NT), mörk kolflarnlav (NT), rosenticka (NT, T), talltita (NT, §4), tretåig hackspett (NT, T, §4), ullticka (NT, T), vedflamlav (NT), vedskivlav (NT, T), vedtrappmossa (NT, T), vitgrynig nållav (NT), älg (NT), blodticka (S, T), bårdlav (S, T), korallrot (S, T, §8), kornknutmossa (S, T), luddlav (S, T), norrlandslav (S, T), plattlummer (S, T, §9), spindelblomster (S, T, §8), stuplav (S, T), vedticka (S, T), ögonpyrola (S, T), spillkråka (T, §4), timmerticka (T), tjäder (T, §4), vanlig groda (§6), fläcknycklar (§8) och revlummer (§9). Se Figur 1.</w:t>
       </w:r>
     </w:p>
     <w:p>
@@ -656,6 +656,35 @@
         <w:rPr>
           <w:b/>
         </w:rPr>
+        <w:t>Kornknutmossa</w:t>
+      </w:r>
+      <w:r>
+        <w:t xml:space="preserve"> växer främst på grova lågor i sumpskog och myrkanter och indikerar miljöer med rik och jämn tillgång på fuktigt liggande ved. En typisk växtplats i södra Sverige är naturskogsartad gransumpskog. Samtliga skogsskötselåtgärder på eller i omedelbar närhet av lokalerna utgör ett hot. Fragmenteringen av skogslandskapet liksom minskad mängd död ved är ett långsiktigt hot mot denna art. Kornknutmossa är typisk art för </w:t>
+      </w:r>
+      <w:r>
+        <w:rPr>
+          <w:i/>
+        </w:rPr>
+        <w:t xml:space="preserve">9010 Taiga </w:t>
+      </w:r>
+      <w:r>
+        <w:t>och</w:t>
+      </w:r>
+      <w:r>
+        <w:rPr>
+          <w:i/>
+        </w:rPr>
+        <w:t xml:space="preserve"> 9740 Skogsbevuxen myr</w:t>
+      </w:r>
+      <w:r>
+        <w:t xml:space="preserve"> (SLU Artdatabanken, 2024; Nitare &amp; Skogsstyrelsen, 2019).</w:t>
+      </w:r>
+    </w:p>
+    <w:p>
+      <w:r>
+        <w:rPr>
+          <w:b/>
+        </w:rPr>
         <w:t>Luddlav</w:t>
       </w:r>
       <w:r>
@@ -1005,7 +1034,7 @@
     </w:p>
     <w:p>
       <w:r>
-        <w:t>Följande typiska arter har sina livsmiljöer och växtplatser i den aktuella skogen: garnlav (VU, T), gränsticka (VU, T), brunpudrad nållav (NT, T), gammelgransskål (NT, T), harticka (NT, T), knottrig blåslav (NT, T), lavskrika (NT, T, §4), rosenticka (NT, T), tretåig hackspett (NT, T, §4), ullticka (NT, T), vedskivlav (NT, T), vedtrappmossa (NT, T), blodticka (S, T), bårdlav (S, T), korallrot (S, T, §8), luddlav (S, T), norrlandslav (S, T), plattlummer (S, T, §9), spindelblomster (S, T, §8), stuplav (S, T), vedticka (S, T), ögonpyrola (S, T), spillkråka (T, §4), timmerticka (T) och tjäder (T, §4).</w:t>
+        <w:t>Följande typiska arter har sina livsmiljöer och växtplatser i den aktuella skogen: garnlav (VU, T), gränsticka (VU, T), brunpudrad nållav (NT, T), gammelgransskål (NT, T), harticka (NT, T), knottrig blåslav (NT, T), lavskrika (NT, T, §4), rosenticka (NT, T), tretåig hackspett (NT, T, §4), ullticka (NT, T), vedskivlav (NT, T), vedtrappmossa (NT, T), blodticka (S, T), bårdlav (S, T), korallrot (S, T, §8), kornknutmossa (S, T), luddlav (S, T), norrlandslav (S, T), plattlummer (S, T, §9), spindelblomster (S, T, §8), stuplav (S, T), vedticka (S, T), ögonpyrola (S, T), spillkråka (T, §4), timmerticka (T) och tjäder (T, §4).</w:t>
       </w:r>
     </w:p>
     <w:p>

--- a/tillsyn/Maskaure Maddagielas N, 68,3 ha tillsynsbegäran.docx
+++ b/tillsyn/Maskaure Maddagielas N, 68,3 ha tillsynsbegäran.docx
@@ -22,7 +22,7 @@
       <w:r>
         <w:drawing>
           <wp:inline xmlns:a="http://schemas.openxmlformats.org/drawingml/2006/main" xmlns:pic="http://schemas.openxmlformats.org/drawingml/2006/picture">
-            <wp:extent cx="5107893" cy="5724000"/>
+            <wp:extent cx="5011083" cy="5724000"/>
             <wp:docPr id="1" name="Picture 1"/>
             <wp:cNvGraphicFramePr>
               <a:graphicFrameLocks noChangeAspect="1"/>
@@ -43,7 +43,7 @@
                   <pic:spPr>
                     <a:xfrm>
                       <a:off x="0" y="0"/>
-                      <a:ext cx="5107893" cy="5724000"/>
+                      <a:ext cx="5011083" cy="5724000"/>
                     </a:xfrm>
                     <a:prstGeom prst="rect"/>
                   </pic:spPr>
@@ -65,7 +65,7 @@
     </w:p>
     <w:p>
       <w:r>
-        <w:t>I och inom 17 meter från området finns fynd av 41 naturvårdsarter, varav 24 är rödlistade, 11 är fridlysta, 26 är typiska (T) och 11 är signalarter (S): garnlav (VU, T), gränsticka (VU, T), Lecidea subhumida (VU), sprickporing (VU), blanksvart spiklav (NT), blågrå svartspik (NT), brunpudrad nållav (NT, T), gammelgransskål (NT, T), grå blåbärsfältmätare (NT), harticka (NT, T), knottrig blåslav (NT, T), kortskaftad ärgspik (NT), lavskrika (NT, T, §4), liten svartspik (NT), mörk kolflarnlav (NT), rosenticka (NT, T), talltita (NT, §4), tretåig hackspett (NT, T, §4), ullticka (NT, T), vedflamlav (NT), vedskivlav (NT, T), vedtrappmossa (NT, T), vitgrynig nållav (NT), älg (NT), blodticka (S, T), bårdlav (S, T), korallrot (S, T, §8), kornknutmossa (S, T), luddlav (S, T), norrlandslav (S, T), plattlummer (S, T, §9), spindelblomster (S, T, §8), stuplav (S, T), vedticka (S, T), ögonpyrola (S, T), spillkråka (T, §4), timmerticka (T), tjäder (T, §4), vanlig groda (§6), fläcknycklar (§8) och revlummer (§9). Se Figur 1.</w:t>
+        <w:t>I och inom 17 meter från området finns fynd av 42 naturvårdsarter, varav 25 är rödlistade, 11 är fridlysta, 26 är typiska (T) och 11 är signalarter (S): blackticka (VU), garnlav (VU, T), gränsticka (VU, T), Lecidea subhumida (VU), sprickporing (VU), blanksvart spiklav (NT), blågrå svartspik (NT), brunpudrad nållav (NT, T), gammelgransskål (NT, T), grå blåbärsfältmätare (NT), harticka (NT, T), knottrig blåslav (NT, T), kortskaftad ärgspik (NT), lavskrika (NT, T, §4), liten svartspik (NT), mörk kolflarnlav (NT), rosenticka (NT, T), talltita (NT, §4), tretåig hackspett (NT, T, §4), ullticka (NT, T), vedflamlav (NT), vedskivlav (NT, T), vedtrappmossa (NT, T), vitgrynig nållav (NT), älg (NT), blodticka (S, T), bårdlav (S, T), korallrot (S, T, §8), kornknutmossa (S, T), luddlav (S, T), norrlandslav (S, T), plattlummer (S, T, §9), spindelblomster (S, T, §8), stuplav (S, T), vedticka (S, T), ögonpyrola (S, T), spillkråka (T, §4), timmerticka (T), tjäder (T, §4), vanlig groda (§6), fläcknycklar (§8) och revlummer (§9). Se Figur 1.</w:t>
       </w:r>
     </w:p>
     <w:p>
@@ -102,6 +102,17 @@
     <w:p>
       <w:r>
         <w:t>Nedan följer beskrivningar av de naturvårdsarter och fridlysta arter som har sina livsmiljöer och växtplatser i den aktuella skogen. Se även ytterligare artfakta i BILAGA 1. De påträffade naturvårdsarterna är ett tydligt kvitto på att det rör sig om en skog med höga naturvärden.</w:t>
+      </w:r>
+    </w:p>
+    <w:p>
+      <w:r>
+        <w:rPr>
+          <w:b/>
+        </w:rPr>
+        <w:t>Blackticka (VU)</w:t>
+      </w:r>
+      <w:r>
+        <w:t>, rödlistad som sårbar, är en exklusiv svamp som signalerar fuktiga granskogar med mycket höga naturvärden. Den har klassificerats som en “urskogsindikator” och påträffas nästan enbart i urskogsartade barrnaturskogar med långvarig kontinuitet av grova lågor i olika nedbrytningsstadier. Skogsskötselåtgärder på eller i omedelbar närhet av lokalerna utgör ett hot och på lång sikt innebär fragmenteringen av skogslandskapet att artens förekomster isoleras vilket i sig utgör ett hot mot artens överlevnad. Fler skogar med blackticka måste skyddas (Nitare &amp; Skogsstyrelsen, 2019; SLU Artdatabanken, 2024).</w:t>
       </w:r>
     </w:p>
     <w:p>

--- a/tillsyn/Maskaure Maddagielas N, 68,3 ha tillsynsbegäran.docx
+++ b/tillsyn/Maskaure Maddagielas N, 68,3 ha tillsynsbegäran.docx
@@ -2039,7 +2039,7 @@
     <w:r>
       <w:tab/>
       <w:tab/>
-      <w:t>2026-07-23</w:t>
+      <w:t>2026-07-24</w:t>
       <w:br/>
       <w:br/>
     </w:r>

--- a/tillsyn/Maskaure Maddagielas N, 68,3 ha tillsynsbegäran.docx
+++ b/tillsyn/Maskaure Maddagielas N, 68,3 ha tillsynsbegäran.docx
@@ -60,12 +60,12 @@
         <w:spacing w:after="240"/>
       </w:pPr>
       <w:r>
-        <w:t>Figur 1. Fyndplatser för naturvårdsarter i och inom 17 meter från området. Markörer utan svart kant är placerade på fyndplatsen. Markörer med svart kant är placerade vid sidan av fyndplatsen har ett svart streck som visar fyndplatsens exakta position. Kartans mittpunktskoordinat är N 7292530, E 634655 i SWEREF 99 TM.</w:t>
+        <w:t>Figur 1. Fyndplatser för naturvårdsarter i och inom 18 meter från området. Markörer utan svart kant är placerade på fyndplatsen. Markörer med svart kant är placerade vid sidan av fyndplatsen har ett svart streck som visar fyndplatsens exakta position. Kartans mittpunktskoordinat är N 7292530, E 634655 i SWEREF 99 TM.</w:t>
       </w:r>
     </w:p>
     <w:p>
       <w:r>
-        <w:t>I och inom 17 meter från området finns fynd av 42 naturvårdsarter, varav 25 är rödlistade, 11 är fridlysta, 26 är typiska (T) och 11 är signalarter (S): blackticka (VU), garnlav (VU, T), gränsticka (VU, T), Lecidea subhumida (VU), sprickporing (VU), blanksvart spiklav (NT), blågrå svartspik (NT), brunpudrad nållav (NT, T), gammelgransskål (NT, T), grå blåbärsfältmätare (NT), harticka (NT, T), knottrig blåslav (NT, T), kortskaftad ärgspik (NT), lavskrika (NT, T, §4), liten svartspik (NT), mörk kolflarnlav (NT), rosenticka (NT, T), talltita (NT, §4), tretåig hackspett (NT, T, §4), ullticka (NT, T), vedflamlav (NT), vedskivlav (NT, T), vedtrappmossa (NT, T), vitgrynig nållav (NT), älg (NT), blodticka (S, T), bårdlav (S, T), korallrot (S, T, §8), kornknutmossa (S, T), luddlav (S, T), norrlandslav (S, T), plattlummer (S, T, §9), spindelblomster (S, T, §8), stuplav (S, T), vedticka (S, T), ögonpyrola (S, T), spillkråka (T, §4), timmerticka (T), tjäder (T, §4), vanlig groda (§6), fläcknycklar (§8) och revlummer (§9). Se Figur 1.</w:t>
+        <w:t>I och inom 18 meter från området finns fynd av 42 naturvårdsarter, varav 25 är rödlistade, 11 är fridlysta, 26 är typiska (T) och 11 är signalarter (S): blackticka (VU), garnlav (VU, T), gränsticka (VU, T), Lecidea subhumida (VU), sprickporing (VU), blanksvart spiklav (NT), blågrå svartspik (NT), brunpudrad nållav (NT, T), gammelgransskål (NT, T), grå blåbärsfältmätare (NT), harticka (NT, T), knottrig blåslav (NT, T), kortskaftad ärgspik (NT), lavskrika (NT, T, §4), liten svartspik (NT), mörk kolflarnlav (NT), rosenticka (NT, T), talltita (NT, §4), tretåig hackspett (NT, T, §4), ullticka (NT, T), vedflamlav (NT), vedskivlav (NT, T), vedtrappmossa (NT, T), vitgrynig nållav (NT), älg (NT), blodticka (S, T), bårdlav (S, T), korallrot (S, T, §8), kornknutmossa (S, T), luddlav (S, T), norrlandslav (S, T), plattlummer (S, T, §9), spindelblomster (S, T, §8), stuplav (S, T), vedticka (S, T), ögonpyrola (S, T), spillkråka (T, §4), timmerticka (T), tjäder (T, §4), vanlig groda (§6), fläcknycklar (§8) och revlummer (§9). Se Figur 1.</w:t>
       </w:r>
     </w:p>
     <w:p>

--- a/tillsyn/Maskaure Maddagielas N, 68,3 ha tillsynsbegäran.docx
+++ b/tillsyn/Maskaure Maddagielas N, 68,3 ha tillsynsbegäran.docx
@@ -22,7 +22,7 @@
       <w:r>
         <w:drawing>
           <wp:inline xmlns:a="http://schemas.openxmlformats.org/drawingml/2006/main" xmlns:pic="http://schemas.openxmlformats.org/drawingml/2006/picture">
-            <wp:extent cx="5011083" cy="5724000"/>
+            <wp:extent cx="5107893" cy="5724000"/>
             <wp:docPr id="1" name="Picture 1"/>
             <wp:cNvGraphicFramePr>
               <a:graphicFrameLocks noChangeAspect="1"/>
@@ -43,7 +43,7 @@
                   <pic:spPr>
                     <a:xfrm>
                       <a:off x="0" y="0"/>
-                      <a:ext cx="5011083" cy="5724000"/>
+                      <a:ext cx="5107893" cy="5724000"/>
                     </a:xfrm>
                     <a:prstGeom prst="rect"/>
                   </pic:spPr>
@@ -65,7 +65,7 @@
     </w:p>
     <w:p>
       <w:r>
-        <w:t>I och inom 18 meter från området finns fynd av 42 naturvårdsarter, varav 25 är rödlistade, 11 är fridlysta, 26 är typiska (T) och 11 är signalarter (S): blackticka (VU), garnlav (VU, T), gränsticka (VU, T), Lecidea subhumida (VU), sprickporing (VU), blanksvart spiklav (NT), blågrå svartspik (NT), brunpudrad nållav (NT, T), gammelgransskål (NT, T), grå blåbärsfältmätare (NT), harticka (NT, T), knottrig blåslav (NT, T), kortskaftad ärgspik (NT), lavskrika (NT, T, §4), liten svartspik (NT), mörk kolflarnlav (NT), rosenticka (NT, T), talltita (NT, §4), tretåig hackspett (NT, T, §4), ullticka (NT, T), vedflamlav (NT), vedskivlav (NT, T), vedtrappmossa (NT, T), vitgrynig nållav (NT), älg (NT), blodticka (S, T), bårdlav (S, T), korallrot (S, T, §8), kornknutmossa (S, T), luddlav (S, T), norrlandslav (S, T), plattlummer (S, T, §9), spindelblomster (S, T, §8), stuplav (S, T), vedticka (S, T), ögonpyrola (S, T), spillkråka (T, §4), timmerticka (T), tjäder (T, §4), vanlig groda (§6), fläcknycklar (§8) och revlummer (§9). Se Figur 1.</w:t>
+        <w:t>I och inom 18 meter från området finns fynd av 41 naturvårdsarter, varav 25 är rödlistade, 11 är fridlysta, 25 är typiska (T) och 10 är signalarter (S): blackticka (VU), garnlav (VU, T), gränsticka (VU, T), Lecidea subhumida (VU), sprickporing (VU), blanksvart spiklav (NT), blågrå svartspik (NT), brunpudrad nållav (NT, T), gammelgransskål (NT, T), grå blåbärsfältmätare (NT), harticka (NT, T), knottrig blåslav (NT, T), kortskaftad ärgspik (NT), lavskrika (NT, T, §4), liten svartspik (NT), mörk kolflarnlav (NT), rosenticka (NT, T), talltita (NT, §4), tretåig hackspett (NT, T, §4), ullticka (NT, T), vedflamlav (NT), vedskivlav (NT, T), vedtrappmossa (NT, T), vitgrynig nållav (NT), älg (NT), blodticka (S, T), bårdlav (S, T), korallrot (S, T, §8), luddlav (S, T), norrlandslav (S, T), plattlummer (S, T, §9), spindelblomster (S, T, §8), stuplav (S, T), vedticka (S, T), ögonpyrola (S, T), spillkråka (T, §4), timmerticka (T), tjäder (T, §4), vanlig groda (§6), fläcknycklar (§8) och revlummer (§9). Se Figur 1.</w:t>
       </w:r>
     </w:p>
     <w:p>
@@ -667,35 +667,6 @@
         <w:rPr>
           <w:b/>
         </w:rPr>
-        <w:t>Kornknutmossa</w:t>
-      </w:r>
-      <w:r>
-        <w:t xml:space="preserve"> växer främst på grova lågor i sumpskog och myrkanter och indikerar miljöer med rik och jämn tillgång på fuktigt liggande ved. En typisk växtplats i södra Sverige är naturskogsartad gransumpskog. Samtliga skogsskötselåtgärder på eller i omedelbar närhet av lokalerna utgör ett hot. Fragmenteringen av skogslandskapet liksom minskad mängd död ved är ett långsiktigt hot mot denna art. Kornknutmossa är typisk art för </w:t>
-      </w:r>
-      <w:r>
-        <w:rPr>
-          <w:i/>
-        </w:rPr>
-        <w:t xml:space="preserve">9010 Taiga </w:t>
-      </w:r>
-      <w:r>
-        <w:t>och</w:t>
-      </w:r>
-      <w:r>
-        <w:rPr>
-          <w:i/>
-        </w:rPr>
-        <w:t xml:space="preserve"> 9740 Skogsbevuxen myr</w:t>
-      </w:r>
-      <w:r>
-        <w:t xml:space="preserve"> (SLU Artdatabanken, 2024; Nitare &amp; Skogsstyrelsen, 2019).</w:t>
-      </w:r>
-    </w:p>
-    <w:p>
-      <w:r>
-        <w:rPr>
-          <w:b/>
-        </w:rPr>
         <w:t>Luddlav</w:t>
       </w:r>
       <w:r>
@@ -1045,7 +1016,7 @@
     </w:p>
     <w:p>
       <w:r>
-        <w:t>Följande typiska arter har sina livsmiljöer och växtplatser i den aktuella skogen: garnlav (VU, T), gränsticka (VU, T), brunpudrad nållav (NT, T), gammelgransskål (NT, T), harticka (NT, T), knottrig blåslav (NT, T), lavskrika (NT, T, §4), rosenticka (NT, T), tretåig hackspett (NT, T, §4), ullticka (NT, T), vedskivlav (NT, T), vedtrappmossa (NT, T), blodticka (S, T), bårdlav (S, T), korallrot (S, T, §8), kornknutmossa (S, T), luddlav (S, T), norrlandslav (S, T), plattlummer (S, T, §9), spindelblomster (S, T, §8), stuplav (S, T), vedticka (S, T), ögonpyrola (S, T), spillkråka (T, §4), timmerticka (T) och tjäder (T, §4).</w:t>
+        <w:t>Följande typiska arter har sina livsmiljöer och växtplatser i den aktuella skogen: garnlav (VU, T), gränsticka (VU, T), brunpudrad nållav (NT, T), gammelgransskål (NT, T), harticka (NT, T), knottrig blåslav (NT, T), lavskrika (NT, T, §4), rosenticka (NT, T), tretåig hackspett (NT, T, §4), ullticka (NT, T), vedskivlav (NT, T), vedtrappmossa (NT, T), blodticka (S, T), bårdlav (S, T), korallrot (S, T, §8), luddlav (S, T), norrlandslav (S, T), plattlummer (S, T, §9), spindelblomster (S, T, §8), stuplav (S, T), vedticka (S, T), ögonpyrola (S, T), spillkråka (T, §4), timmerticka (T) och tjäder (T, §4).</w:t>
       </w:r>
     </w:p>
     <w:p>

--- a/tillsyn/Maskaure Maddagielas N, 68,3 ha tillsynsbegäran.docx
+++ b/tillsyn/Maskaure Maddagielas N, 68,3 ha tillsynsbegäran.docx
@@ -2010,7 +2010,7 @@
     <w:r>
       <w:tab/>
       <w:tab/>
-      <w:t>2026-07-24</w:t>
+      <w:t>2026-07-25</w:t>
       <w:br/>
       <w:br/>
     </w:r>

--- a/tillsyn/Maskaure Maddagielas N, 68,3 ha tillsynsbegäran.docx
+++ b/tillsyn/Maskaure Maddagielas N, 68,3 ha tillsynsbegäran.docx
@@ -2010,7 +2010,7 @@
     <w:r>
       <w:tab/>
       <w:tab/>
-      <w:t>2026-07-25</w:t>
+      <w:t>2026-07-26</w:t>
       <w:br/>
       <w:br/>
     </w:r>

--- a/tillsyn/Maskaure Maddagielas N, 68,3 ha tillsynsbegäran.docx
+++ b/tillsyn/Maskaure Maddagielas N, 68,3 ha tillsynsbegäran.docx
@@ -2010,7 +2010,7 @@
     <w:r>
       <w:tab/>
       <w:tab/>
-      <w:t>2026-07-26</w:t>
+      <w:t>2026-07-27</w:t>
       <w:br/>
       <w:br/>
     </w:r>

--- a/tillsyn/Maskaure Maddagielas N, 68,3 ha tillsynsbegäran.docx
+++ b/tillsyn/Maskaure Maddagielas N, 68,3 ha tillsynsbegäran.docx
@@ -2010,7 +2010,7 @@
     <w:r>
       <w:tab/>
       <w:tab/>
-      <w:t>2026-07-27</w:t>
+      <w:t>2026-07-28</w:t>
       <w:br/>
       <w:br/>
     </w:r>

--- a/tillsyn/Maskaure Maddagielas N, 68,3 ha tillsynsbegäran.docx
+++ b/tillsyn/Maskaure Maddagielas N, 68,3 ha tillsynsbegäran.docx
@@ -2010,7 +2010,7 @@
     <w:r>
       <w:tab/>
       <w:tab/>
-      <w:t>2026-07-28</w:t>
+      <w:t>2026-07-29</w:t>
       <w:br/>
       <w:br/>
     </w:r>

--- a/tillsyn/Maskaure Maddagielas N, 68,3 ha tillsynsbegäran.docx
+++ b/tillsyn/Maskaure Maddagielas N, 68,3 ha tillsynsbegäran.docx
@@ -2010,7 +2010,7 @@
     <w:r>
       <w:tab/>
       <w:tab/>
-      <w:t>2026-07-29</w:t>
+      <w:t>2026-07-30</w:t>
       <w:br/>
       <w:br/>
     </w:r>

--- a/tillsyn/Maskaure Maddagielas N, 68,3 ha tillsynsbegäran.docx
+++ b/tillsyn/Maskaure Maddagielas N, 68,3 ha tillsynsbegäran.docx
@@ -22,7 +22,7 @@
       <w:r>
         <w:drawing>
           <wp:inline xmlns:a="http://schemas.openxmlformats.org/drawingml/2006/main" xmlns:pic="http://schemas.openxmlformats.org/drawingml/2006/picture">
-            <wp:extent cx="5107893" cy="5724000"/>
+            <wp:extent cx="5011083" cy="5724000"/>
             <wp:docPr id="1" name="Picture 1"/>
             <wp:cNvGraphicFramePr>
               <a:graphicFrameLocks noChangeAspect="1"/>
@@ -43,7 +43,7 @@
                   <pic:spPr>
                     <a:xfrm>
                       <a:off x="0" y="0"/>
-                      <a:ext cx="5107893" cy="5724000"/>
+                      <a:ext cx="5011083" cy="5724000"/>
                     </a:xfrm>
                     <a:prstGeom prst="rect"/>
                   </pic:spPr>
@@ -65,7 +65,7 @@
     </w:p>
     <w:p>
       <w:r>
-        <w:t>I och inom 18 meter från området finns fynd av 41 naturvårdsarter, varav 25 är rödlistade, 11 är fridlysta, 25 är typiska (T) och 10 är signalarter (S): blackticka (VU), garnlav (VU, T), gränsticka (VU, T), Lecidea subhumida (VU), sprickporing (VU), blanksvart spiklav (NT), blågrå svartspik (NT), brunpudrad nållav (NT, T), gammelgransskål (NT, T), grå blåbärsfältmätare (NT), harticka (NT, T), knottrig blåslav (NT, T), kortskaftad ärgspik (NT), lavskrika (NT, T, §4), liten svartspik (NT), mörk kolflarnlav (NT), rosenticka (NT, T), talltita (NT, §4), tretåig hackspett (NT, T, §4), ullticka (NT, T), vedflamlav (NT), vedskivlav (NT, T), vedtrappmossa (NT, T), vitgrynig nållav (NT), älg (NT), blodticka (S, T), bårdlav (S, T), korallrot (S, T, §8), luddlav (S, T), norrlandslav (S, T), plattlummer (S, T, §9), spindelblomster (S, T, §8), stuplav (S, T), vedticka (S, T), ögonpyrola (S, T), spillkråka (T, §4), timmerticka (T), tjäder (T, §4), vanlig groda (§6), fläcknycklar (§8) och revlummer (§9). Se Figur 1.</w:t>
+        <w:t>I och inom 18 meter från området finns fynd av 42 naturvårdsarter, varav 25 är rödlistade, 12 är fridlysta, 26 är typiska (T) och 10 är signalarter (S): blackticka (VU), garnlav (VU, T), gränsticka (VU, T), Lecidea subhumida (VU), sprickporing (VU), blanksvart spiklav (NT), blågrå svartspik (NT), brunpudrad nållav (NT, T), gammelgransskål (NT, T), grå blåbärsfältmätare (NT), harticka (NT, T), knottrig blåslav (NT, T), kortskaftad ärgspik (NT), lavskrika (NT, T, §4), liten svartspik (NT), mörk kolflarnlav (NT), rosenticka (NT, T), talltita (NT, §4), tretåig hackspett (NT, T, §4), ullticka (NT, T), vedflamlav (NT), vedskivlav (NT, T), vedtrappmossa (NT, T), vitgrynig nållav (NT), älg (NT), blodticka (S, T), bårdlav (S, T), korallrot (S, T, §8), luddlav (S, T), norrlandslav (S, T), plattlummer (S, T, §9), spindelblomster (S, T, §8), stuplav (S, T), vedticka (S, T), ögonpyrola (S, T), mattlummer (T, §9), spillkråka (T, §4), timmerticka (T), tjäder (T, §4), vanlig groda (§6), fläcknycklar (§8) och revlummer (§9). Se Figur 1.</w:t>
       </w:r>
     </w:p>
     <w:p>
@@ -897,6 +897,26 @@
         <w:rPr>
           <w:b/>
         </w:rPr>
+        <w:t>Mattlummer (§9)</w:t>
+      </w:r>
+      <w:r>
+        <w:t xml:space="preserve"> är typisk art för </w:t>
+      </w:r>
+      <w:r>
+        <w:rPr>
+          <w:i/>
+        </w:rPr>
+        <w:t xml:space="preserve">9010 Taiga </w:t>
+      </w:r>
+      <w:r>
+        <w:t>(SLU Artdatabanken, 2025).</w:t>
+      </w:r>
+    </w:p>
+    <w:p>
+      <w:r>
+        <w:rPr>
+          <w:b/>
+        </w:rPr>
         <w:t>Spillkråka (§4)</w:t>
       </w:r>
       <w:r>
@@ -1016,7 +1036,7 @@
     </w:p>
     <w:p>
       <w:r>
-        <w:t>Följande typiska arter har sina livsmiljöer och växtplatser i den aktuella skogen: garnlav (VU, T), gränsticka (VU, T), brunpudrad nållav (NT, T), gammelgransskål (NT, T), harticka (NT, T), knottrig blåslav (NT, T), lavskrika (NT, T, §4), rosenticka (NT, T), tretåig hackspett (NT, T, §4), ullticka (NT, T), vedskivlav (NT, T), vedtrappmossa (NT, T), blodticka (S, T), bårdlav (S, T), korallrot (S, T, §8), luddlav (S, T), norrlandslav (S, T), plattlummer (S, T, §9), spindelblomster (S, T, §8), stuplav (S, T), vedticka (S, T), ögonpyrola (S, T), spillkråka (T, §4), timmerticka (T) och tjäder (T, §4).</w:t>
+        <w:t>Följande typiska arter har sina livsmiljöer och växtplatser i den aktuella skogen: garnlav (VU, T), gränsticka (VU, T), brunpudrad nållav (NT, T), gammelgransskål (NT, T), harticka (NT, T), knottrig blåslav (NT, T), lavskrika (NT, T, §4), rosenticka (NT, T), tretåig hackspett (NT, T, §4), ullticka (NT, T), vedskivlav (NT, T), vedtrappmossa (NT, T), blodticka (S, T), bårdlav (S, T), korallrot (S, T, §8), luddlav (S, T), norrlandslav (S, T), plattlummer (S, T, §9), spindelblomster (S, T, §8), stuplav (S, T), vedticka (S, T), ögonpyrola (S, T), mattlummer (T, §9), spillkråka (T, §4), timmerticka (T) och tjäder (T, §4).</w:t>
       </w:r>
     </w:p>
     <w:p>

--- a/tillsyn/Maskaure Maddagielas N, 68,3 ha tillsynsbegäran.docx
+++ b/tillsyn/Maskaure Maddagielas N, 68,3 ha tillsynsbegäran.docx
@@ -22,7 +22,7 @@
       <w:r>
         <w:drawing>
           <wp:inline xmlns:a="http://schemas.openxmlformats.org/drawingml/2006/main" xmlns:pic="http://schemas.openxmlformats.org/drawingml/2006/picture">
-            <wp:extent cx="5011083" cy="5724000"/>
+            <wp:extent cx="5107893" cy="5724000"/>
             <wp:docPr id="1" name="Picture 1"/>
             <wp:cNvGraphicFramePr>
               <a:graphicFrameLocks noChangeAspect="1"/>
@@ -43,7 +43,7 @@
                   <pic:spPr>
                     <a:xfrm>
                       <a:off x="0" y="0"/>
-                      <a:ext cx="5011083" cy="5724000"/>
+                      <a:ext cx="5107893" cy="5724000"/>
                     </a:xfrm>
                     <a:prstGeom prst="rect"/>
                   </pic:spPr>
@@ -65,7 +65,7 @@
     </w:p>
     <w:p>
       <w:r>
-        <w:t>I och inom 18 meter från området finns fynd av 42 naturvårdsarter, varav 25 är rödlistade, 12 är fridlysta, 26 är typiska (T) och 10 är signalarter (S): blackticka (VU), garnlav (VU, T), gränsticka (VU, T), Lecidea subhumida (VU), sprickporing (VU), blanksvart spiklav (NT), blågrå svartspik (NT), brunpudrad nållav (NT, T), gammelgransskål (NT, T), grå blåbärsfältmätare (NT), harticka (NT, T), knottrig blåslav (NT, T), kortskaftad ärgspik (NT), lavskrika (NT, T, §4), liten svartspik (NT), mörk kolflarnlav (NT), rosenticka (NT, T), talltita (NT, §4), tretåig hackspett (NT, T, §4), ullticka (NT, T), vedflamlav (NT), vedskivlav (NT, T), vedtrappmossa (NT, T), vitgrynig nållav (NT), älg (NT), blodticka (S, T), bårdlav (S, T), korallrot (S, T, §8), luddlav (S, T), norrlandslav (S, T), plattlummer (S, T, §9), spindelblomster (S, T, §8), stuplav (S, T), vedticka (S, T), ögonpyrola (S, T), mattlummer (T, §9), spillkråka (T, §4), timmerticka (T), tjäder (T, §4), vanlig groda (§6), fläcknycklar (§8) och revlummer (§9). Se Figur 1.</w:t>
+        <w:t>I och inom 18 meter från området finns fynd av 41 naturvårdsarter, varav 25 är rödlistade, 11 är fridlysta, 25 är typiska (T) och 10 är signalarter (S): blackticka (VU), garnlav (VU, T), gränsticka (VU, T), Lecidea subhumida (VU), sprickporing (VU), blanksvart spiklav (NT), blågrå svartspik (NT), brunpudrad nållav (NT, T), gammelgransskål (NT, T), grå blåbärsfältmätare (NT), harticka (NT, T), knottrig blåslav (NT, T), kortskaftad ärgspik (NT), lavskrika (NT, T, §4), liten svartspik (NT), mörk kolflarnlav (NT), rosenticka (NT, T), talltita (NT, §4), tretåig hackspett (NT, T, §4), ullticka (NT, T), vedflamlav (NT), vedskivlav (NT, T), vedtrappmossa (NT, T), vitgrynig nållav (NT), älg (NT), blodticka (S, T), bårdlav (S, T), korallrot (S, T, §8), luddlav (S, T), norrlandslav (S, T), plattlummer (S, T, §9), spindelblomster (S, T, §8), stuplav (S, T), vedticka (S, T), ögonpyrola (S, T), spillkråka (T, §4), timmerticka (T), tjäder (T, §4), vanlig groda (§6), fläcknycklar (§8) och revlummer (§9). Se Figur 1.</w:t>
       </w:r>
     </w:p>
     <w:p>
@@ -897,26 +897,6 @@
         <w:rPr>
           <w:b/>
         </w:rPr>
-        <w:t>Mattlummer (§9)</w:t>
-      </w:r>
-      <w:r>
-        <w:t xml:space="preserve"> är typisk art för </w:t>
-      </w:r>
-      <w:r>
-        <w:rPr>
-          <w:i/>
-        </w:rPr>
-        <w:t xml:space="preserve">9010 Taiga </w:t>
-      </w:r>
-      <w:r>
-        <w:t>(SLU Artdatabanken, 2025).</w:t>
-      </w:r>
-    </w:p>
-    <w:p>
-      <w:r>
-        <w:rPr>
-          <w:b/>
-        </w:rPr>
         <w:t>Spillkråka (§4)</w:t>
       </w:r>
       <w:r>
@@ -1036,7 +1016,7 @@
     </w:p>
     <w:p>
       <w:r>
-        <w:t>Följande typiska arter har sina livsmiljöer och växtplatser i den aktuella skogen: garnlav (VU, T), gränsticka (VU, T), brunpudrad nållav (NT, T), gammelgransskål (NT, T), harticka (NT, T), knottrig blåslav (NT, T), lavskrika (NT, T, §4), rosenticka (NT, T), tretåig hackspett (NT, T, §4), ullticka (NT, T), vedskivlav (NT, T), vedtrappmossa (NT, T), blodticka (S, T), bårdlav (S, T), korallrot (S, T, §8), luddlav (S, T), norrlandslav (S, T), plattlummer (S, T, §9), spindelblomster (S, T, §8), stuplav (S, T), vedticka (S, T), ögonpyrola (S, T), mattlummer (T, §9), spillkråka (T, §4), timmerticka (T) och tjäder (T, §4).</w:t>
+        <w:t>Följande typiska arter har sina livsmiljöer och växtplatser i den aktuella skogen: garnlav (VU, T), gränsticka (VU, T), brunpudrad nållav (NT, T), gammelgransskål (NT, T), harticka (NT, T), knottrig blåslav (NT, T), lavskrika (NT, T, §4), rosenticka (NT, T), tretåig hackspett (NT, T, §4), ullticka (NT, T), vedskivlav (NT, T), vedtrappmossa (NT, T), blodticka (S, T), bårdlav (S, T), korallrot (S, T, §8), luddlav (S, T), norrlandslav (S, T), plattlummer (S, T, §9), spindelblomster (S, T, §8), stuplav (S, T), vedticka (S, T), ögonpyrola (S, T), spillkråka (T, §4), timmerticka (T) och tjäder (T, §4).</w:t>
       </w:r>
     </w:p>
     <w:p>

--- a/tillsyn/Maskaure Maddagielas N, 68,3 ha tillsynsbegäran.docx
+++ b/tillsyn/Maskaure Maddagielas N, 68,3 ha tillsynsbegäran.docx
@@ -2010,7 +2010,7 @@
     <w:r>
       <w:tab/>
       <w:tab/>
-      <w:t>2026-07-30</w:t>
+      <w:t>2026-07-31</w:t>
       <w:br/>
       <w:br/>
     </w:r>

--- a/tillsyn/Maskaure Maddagielas N, 68,3 ha tillsynsbegäran.docx
+++ b/tillsyn/Maskaure Maddagielas N, 68,3 ha tillsynsbegäran.docx
@@ -2010,7 +2010,7 @@
     <w:r>
       <w:tab/>
       <w:tab/>
-      <w:t>2026-07-31</w:t>
+      <w:t>2026-08-01</w:t>
       <w:br/>
       <w:br/>
     </w:r>

--- a/tillsyn/Maskaure Maddagielas N, 68,3 ha tillsynsbegäran.docx
+++ b/tillsyn/Maskaure Maddagielas N, 68,3 ha tillsynsbegäran.docx
@@ -2010,7 +2010,7 @@
     <w:r>
       <w:tab/>
       <w:tab/>
-      <w:t>2026-08-01</w:t>
+      <w:t>2026-08-02</w:t>
       <w:br/>
       <w:br/>
     </w:r>

--- a/tillsyn/Maskaure Maddagielas N, 68,3 ha tillsynsbegäran.docx
+++ b/tillsyn/Maskaure Maddagielas N, 68,3 ha tillsynsbegäran.docx
@@ -2010,7 +2010,7 @@
     <w:r>
       <w:tab/>
       <w:tab/>
-      <w:t>2026-08-02</w:t>
+      <w:t>2026-08-03</w:t>
       <w:br/>
       <w:br/>
     </w:r>

--- a/tillsyn/Maskaure Maddagielas N, 68,3 ha tillsynsbegäran.docx
+++ b/tillsyn/Maskaure Maddagielas N, 68,3 ha tillsynsbegäran.docx
@@ -2010,7 +2010,7 @@
     <w:r>
       <w:tab/>
       <w:tab/>
-      <w:t>2026-08-03</w:t>
+      <w:t>2026-08-04</w:t>
       <w:br/>
       <w:br/>
     </w:r>

--- a/tillsyn/Maskaure Maddagielas N, 68,3 ha tillsynsbegäran.docx
+++ b/tillsyn/Maskaure Maddagielas N, 68,3 ha tillsynsbegäran.docx
@@ -2010,7 +2010,7 @@
     <w:r>
       <w:tab/>
       <w:tab/>
-      <w:t>2026-08-04</w:t>
+      <w:t>2026-08-05</w:t>
       <w:br/>
       <w:br/>
     </w:r>

--- a/tillsyn/Maskaure Maddagielas N, 68,3 ha tillsynsbegäran.docx
+++ b/tillsyn/Maskaure Maddagielas N, 68,3 ha tillsynsbegäran.docx
@@ -2010,7 +2010,7 @@
     <w:r>
       <w:tab/>
       <w:tab/>
-      <w:t>2026-08-05</w:t>
+      <w:t>2026-08-06</w:t>
       <w:br/>
       <w:br/>
     </w:r>

--- a/tillsyn/Maskaure Maddagielas N, 68,3 ha tillsynsbegäran.docx
+++ b/tillsyn/Maskaure Maddagielas N, 68,3 ha tillsynsbegäran.docx
@@ -2010,7 +2010,7 @@
     <w:r>
       <w:tab/>
       <w:tab/>
-      <w:t>2026-08-06</w:t>
+      <w:t>2026-08-07</w:t>
       <w:br/>
       <w:br/>
     </w:r>

--- a/tillsyn/Maskaure Maddagielas N, 68,3 ha tillsynsbegäran.docx
+++ b/tillsyn/Maskaure Maddagielas N, 68,3 ha tillsynsbegäran.docx
@@ -2010,7 +2010,7 @@
     <w:r>
       <w:tab/>
       <w:tab/>
-      <w:t>2026-08-07</w:t>
+      <w:t>2026-08-08</w:t>
       <w:br/>
       <w:br/>
     </w:r>

--- a/tillsyn/Maskaure Maddagielas N, 68,3 ha tillsynsbegäran.docx
+++ b/tillsyn/Maskaure Maddagielas N, 68,3 ha tillsynsbegäran.docx
@@ -2010,7 +2010,7 @@
     <w:r>
       <w:tab/>
       <w:tab/>
-      <w:t>2026-08-08</w:t>
+      <w:t>2026-08-09</w:t>
       <w:br/>
       <w:br/>
     </w:r>

--- a/tillsyn/Maskaure Maddagielas N, 68,3 ha tillsynsbegäran.docx
+++ b/tillsyn/Maskaure Maddagielas N, 68,3 ha tillsynsbegäran.docx
@@ -2010,7 +2010,7 @@
     <w:r>
       <w:tab/>
       <w:tab/>
-      <w:t>2026-08-09</w:t>
+      <w:t>2026-08-10</w:t>
       <w:br/>
       <w:br/>
     </w:r>

--- a/tillsyn/Maskaure Maddagielas N, 68,3 ha tillsynsbegäran.docx
+++ b/tillsyn/Maskaure Maddagielas N, 68,3 ha tillsynsbegäran.docx
@@ -2010,7 +2010,7 @@
     <w:r>
       <w:tab/>
       <w:tab/>
-      <w:t>2026-08-10</w:t>
+      <w:t>2026-08-11</w:t>
       <w:br/>
       <w:br/>
     </w:r>

--- a/tillsyn/Maskaure Maddagielas N, 68,3 ha tillsynsbegäran.docx
+++ b/tillsyn/Maskaure Maddagielas N, 68,3 ha tillsynsbegäran.docx
@@ -2010,7 +2010,7 @@
     <w:r>
       <w:tab/>
       <w:tab/>
-      <w:t>2026-08-11</w:t>
+      <w:t>2026-08-12</w:t>
       <w:br/>
       <w:br/>
     </w:r>

--- a/tillsyn/Maskaure Maddagielas N, 68,3 ha tillsynsbegäran.docx
+++ b/tillsyn/Maskaure Maddagielas N, 68,3 ha tillsynsbegäran.docx
@@ -2010,7 +2010,7 @@
     <w:r>
       <w:tab/>
       <w:tab/>
-      <w:t>2026-08-12</w:t>
+      <w:t>2026-08-13</w:t>
       <w:br/>
       <w:br/>
     </w:r>

--- a/tillsyn/Maskaure Maddagielas N, 68,3 ha tillsynsbegäran.docx
+++ b/tillsyn/Maskaure Maddagielas N, 68,3 ha tillsynsbegäran.docx
@@ -2010,7 +2010,7 @@
     <w:r>
       <w:tab/>
       <w:tab/>
-      <w:t>2026-08-13</w:t>
+      <w:t>2026-08-14</w:t>
       <w:br/>
       <w:br/>
     </w:r>

--- a/tillsyn/Maskaure Maddagielas N, 68,3 ha tillsynsbegäran.docx
+++ b/tillsyn/Maskaure Maddagielas N, 68,3 ha tillsynsbegäran.docx
@@ -2010,7 +2010,7 @@
     <w:r>
       <w:tab/>
       <w:tab/>
-      <w:t>2026-08-15</w:t>
+      <w:t>2026-08-16</w:t>
       <w:br/>
       <w:br/>
     </w:r>

--- a/tillsyn/Maskaure Maddagielas N, 68,3 ha tillsynsbegäran.docx
+++ b/tillsyn/Maskaure Maddagielas N, 68,3 ha tillsynsbegäran.docx
@@ -2010,7 +2010,7 @@
     <w:r>
       <w:tab/>
       <w:tab/>
-      <w:t>2026-08-16</w:t>
+      <w:t>2026-08-17</w:t>
       <w:br/>
       <w:br/>
     </w:r>

--- a/tillsyn/Maskaure Maddagielas N, 68,3 ha tillsynsbegäran.docx
+++ b/tillsyn/Maskaure Maddagielas N, 68,3 ha tillsynsbegäran.docx
@@ -2010,7 +2010,7 @@
     <w:r>
       <w:tab/>
       <w:tab/>
-      <w:t>2026-08-17</w:t>
+      <w:t>2026-08-18</w:t>
       <w:br/>
       <w:br/>
     </w:r>

--- a/tillsyn/Maskaure Maddagielas N, 68,3 ha tillsynsbegäran.docx
+++ b/tillsyn/Maskaure Maddagielas N, 68,3 ha tillsynsbegäran.docx
@@ -2010,7 +2010,7 @@
     <w:r>
       <w:tab/>
       <w:tab/>
-      <w:t>2026-08-18</w:t>
+      <w:t>2026-08-19</w:t>
       <w:br/>
       <w:br/>
     </w:r>

--- a/tillsyn/Maskaure Maddagielas N, 68,3 ha tillsynsbegäran.docx
+++ b/tillsyn/Maskaure Maddagielas N, 68,3 ha tillsynsbegäran.docx
@@ -2010,7 +2010,7 @@
     <w:r>
       <w:tab/>
       <w:tab/>
-      <w:t>2026-08-19</w:t>
+      <w:t>2026-08-20</w:t>
       <w:br/>
       <w:br/>
     </w:r>

--- a/tillsyn/Maskaure Maddagielas N, 68,3 ha tillsynsbegäran.docx
+++ b/tillsyn/Maskaure Maddagielas N, 68,3 ha tillsynsbegäran.docx
@@ -2010,7 +2010,7 @@
     <w:r>
       <w:tab/>
       <w:tab/>
-      <w:t>2026-08-20</w:t>
+      <w:t>2026-08-21</w:t>
       <w:br/>
       <w:br/>
     </w:r>

--- a/tillsyn/Maskaure Maddagielas N, 68,3 ha tillsynsbegäran.docx
+++ b/tillsyn/Maskaure Maddagielas N, 68,3 ha tillsynsbegäran.docx
@@ -2010,7 +2010,7 @@
     <w:r>
       <w:tab/>
       <w:tab/>
-      <w:t>2026-08-21</w:t>
+      <w:t>2026-08-22</w:t>
       <w:br/>
       <w:br/>
     </w:r>

--- a/tillsyn/Maskaure Maddagielas N, 68,3 ha tillsynsbegäran.docx
+++ b/tillsyn/Maskaure Maddagielas N, 68,3 ha tillsynsbegäran.docx
@@ -2010,7 +2010,7 @@
     <w:r>
       <w:tab/>
       <w:tab/>
-      <w:t>2026-08-22</w:t>
+      <w:t>2026-08-23</w:t>
       <w:br/>
       <w:br/>
     </w:r>

--- a/tillsyn/Maskaure Maddagielas N, 68,3 ha tillsynsbegäran.docx
+++ b/tillsyn/Maskaure Maddagielas N, 68,3 ha tillsynsbegäran.docx
@@ -2010,7 +2010,7 @@
     <w:r>
       <w:tab/>
       <w:tab/>
-      <w:t>2026-08-23</w:t>
+      <w:t>2026-08-24</w:t>
       <w:br/>
       <w:br/>
     </w:r>

--- a/tillsyn/Maskaure Maddagielas N, 68,3 ha tillsynsbegäran.docx
+++ b/tillsyn/Maskaure Maddagielas N, 68,3 ha tillsynsbegäran.docx
@@ -2010,7 +2010,7 @@
     <w:r>
       <w:tab/>
       <w:tab/>
-      <w:t>2026-08-24</w:t>
+      <w:t>2026-08-25</w:t>
       <w:br/>
       <w:br/>
     </w:r>

--- a/tillsyn/Maskaure Maddagielas N, 68,3 ha tillsynsbegäran.docx
+++ b/tillsyn/Maskaure Maddagielas N, 68,3 ha tillsynsbegäran.docx
@@ -2010,7 +2010,7 @@
     <w:r>
       <w:tab/>
       <w:tab/>
-      <w:t>2026-08-25</w:t>
+      <w:t>2026-08-26</w:t>
       <w:br/>
       <w:br/>
     </w:r>

--- a/tillsyn/Maskaure Maddagielas N, 68,3 ha tillsynsbegäran.docx
+++ b/tillsyn/Maskaure Maddagielas N, 68,3 ha tillsynsbegäran.docx
@@ -2010,7 +2010,7 @@
     <w:r>
       <w:tab/>
       <w:tab/>
-      <w:t>2026-08-26</w:t>
+      <w:t>2026-08-27</w:t>
       <w:br/>
       <w:br/>
     </w:r>

--- a/tillsyn/Maskaure Maddagielas N, 68,3 ha tillsynsbegäran.docx
+++ b/tillsyn/Maskaure Maddagielas N, 68,3 ha tillsynsbegäran.docx
@@ -2010,7 +2010,7 @@
     <w:r>
       <w:tab/>
       <w:tab/>
-      <w:t>2026-08-27</w:t>
+      <w:t>2026-08-28</w:t>
       <w:br/>
       <w:br/>
     </w:r>

--- a/tillsyn/Maskaure Maddagielas N, 68,3 ha tillsynsbegäran.docx
+++ b/tillsyn/Maskaure Maddagielas N, 68,3 ha tillsynsbegäran.docx
@@ -2010,7 +2010,7 @@
     <w:r>
       <w:tab/>
       <w:tab/>
-      <w:t>2026-08-28</w:t>
+      <w:t>2026-08-29</w:t>
       <w:br/>
       <w:br/>
     </w:r>

--- a/tillsyn/Maskaure Maddagielas N, 68,3 ha tillsynsbegäran.docx
+++ b/tillsyn/Maskaure Maddagielas N, 68,3 ha tillsynsbegäran.docx
@@ -2010,7 +2010,7 @@
     <w:r>
       <w:tab/>
       <w:tab/>
-      <w:t>2026-08-29</w:t>
+      <w:t>2026-08-30</w:t>
       <w:br/>
       <w:br/>
     </w:r>

--- a/tillsyn/Maskaure Maddagielas N, 68,3 ha tillsynsbegäran.docx
+++ b/tillsyn/Maskaure Maddagielas N, 68,3 ha tillsynsbegäran.docx
@@ -2010,7 +2010,7 @@
     <w:r>
       <w:tab/>
       <w:tab/>
-      <w:t>2026-08-30</w:t>
+      <w:t>2026-08-31</w:t>
       <w:br/>
       <w:br/>
     </w:r>

--- a/tillsyn/Maskaure Maddagielas N, 68,3 ha tillsynsbegäran.docx
+++ b/tillsyn/Maskaure Maddagielas N, 68,3 ha tillsynsbegäran.docx
@@ -2010,7 +2010,7 @@
     <w:r>
       <w:tab/>
       <w:tab/>
-      <w:t>2026-08-31</w:t>
+      <w:t>2026-09-01</w:t>
       <w:br/>
       <w:br/>
     </w:r>

--- a/tillsyn/Maskaure Maddagielas N, 68,3 ha tillsynsbegäran.docx
+++ b/tillsyn/Maskaure Maddagielas N, 68,3 ha tillsynsbegäran.docx
@@ -2010,7 +2010,7 @@
     <w:r>
       <w:tab/>
       <w:tab/>
-      <w:t>2026-09-01</w:t>
+      <w:t>2026-09-02</w:t>
       <w:br/>
       <w:br/>
     </w:r>

--- a/tillsyn/Maskaure Maddagielas N, 68,3 ha tillsynsbegäran.docx
+++ b/tillsyn/Maskaure Maddagielas N, 68,3 ha tillsynsbegäran.docx
@@ -2010,7 +2010,7 @@
     <w:r>
       <w:tab/>
       <w:tab/>
-      <w:t>2026-09-02</w:t>
+      <w:t>2026-09-03</w:t>
       <w:br/>
       <w:br/>
     </w:r>

--- a/tillsyn/Maskaure Maddagielas N, 68,3 ha tillsynsbegäran.docx
+++ b/tillsyn/Maskaure Maddagielas N, 68,3 ha tillsynsbegäran.docx
@@ -2010,7 +2010,7 @@
     <w:r>
       <w:tab/>
       <w:tab/>
-      <w:t>2026-09-03</w:t>
+      <w:t>2026-09-04</w:t>
       <w:br/>
       <w:br/>
     </w:r>

--- a/tillsyn/Maskaure Maddagielas N, 68,3 ha tillsynsbegäran.docx
+++ b/tillsyn/Maskaure Maddagielas N, 68,3 ha tillsynsbegäran.docx
@@ -2010,7 +2010,7 @@
     <w:r>
       <w:tab/>
       <w:tab/>
-      <w:t>2026-09-04</w:t>
+      <w:t>2026-09-05</w:t>
       <w:br/>
       <w:br/>
     </w:r>

--- a/tillsyn/Maskaure Maddagielas N, 68,3 ha tillsynsbegäran.docx
+++ b/tillsyn/Maskaure Maddagielas N, 68,3 ha tillsynsbegäran.docx
@@ -2010,7 +2010,7 @@
     <w:r>
       <w:tab/>
       <w:tab/>
-      <w:t>2026-09-05</w:t>
+      <w:t>2026-09-06</w:t>
       <w:br/>
       <w:br/>
     </w:r>

--- a/tillsyn/Maskaure Maddagielas N, 68,3 ha tillsynsbegäran.docx
+++ b/tillsyn/Maskaure Maddagielas N, 68,3 ha tillsynsbegäran.docx
@@ -2010,7 +2010,7 @@
     <w:r>
       <w:tab/>
       <w:tab/>
-      <w:t>2026-09-06</w:t>
+      <w:t>2026-09-07</w:t>
       <w:br/>
       <w:br/>
     </w:r>

--- a/tillsyn/Maskaure Maddagielas N, 68,3 ha tillsynsbegäran.docx
+++ b/tillsyn/Maskaure Maddagielas N, 68,3 ha tillsynsbegäran.docx
@@ -2010,7 +2010,7 @@
     <w:r>
       <w:tab/>
       <w:tab/>
-      <w:t>2026-09-07</w:t>
+      <w:t>2026-09-08</w:t>
       <w:br/>
       <w:br/>
     </w:r>

--- a/tillsyn/Maskaure Maddagielas N, 68,3 ha tillsynsbegäran.docx
+++ b/tillsyn/Maskaure Maddagielas N, 68,3 ha tillsynsbegäran.docx
@@ -2010,7 +2010,7 @@
     <w:r>
       <w:tab/>
       <w:tab/>
-      <w:t>2026-09-08</w:t>
+      <w:t>2026-09-09</w:t>
       <w:br/>
       <w:br/>
     </w:r>

--- a/tillsyn/Maskaure Maddagielas N, 68,3 ha tillsynsbegäran.docx
+++ b/tillsyn/Maskaure Maddagielas N, 68,3 ha tillsynsbegäran.docx
@@ -2010,7 +2010,7 @@
     <w:r>
       <w:tab/>
       <w:tab/>
-      <w:t>2026-09-09</w:t>
+      <w:t>2026-09-10</w:t>
       <w:br/>
       <w:br/>
     </w:r>

--- a/tillsyn/Maskaure Maddagielas N, 68,3 ha tillsynsbegäran.docx
+++ b/tillsyn/Maskaure Maddagielas N, 68,3 ha tillsynsbegäran.docx
@@ -2010,7 +2010,7 @@
     <w:r>
       <w:tab/>
       <w:tab/>
-      <w:t>2026-09-10</w:t>
+      <w:t>2026-09-11</w:t>
       <w:br/>
       <w:br/>
     </w:r>

--- a/tillsyn/Maskaure Maddagielas N, 68,3 ha tillsynsbegäran.docx
+++ b/tillsyn/Maskaure Maddagielas N, 68,3 ha tillsynsbegäran.docx
@@ -2010,7 +2010,7 @@
     <w:r>
       <w:tab/>
       <w:tab/>
-      <w:t>2026-09-11</w:t>
+      <w:t>2026-09-12</w:t>
       <w:br/>
       <w:br/>
     </w:r>
